--- a/legal/source/AlphaCouncil-Refund-Cancellation-Policy-FINAL.docx
+++ b/legal/source/AlphaCouncil-Refund-Cancellation-Policy-FINAL.docx
@@ -215,6 +215,12 @@
       </w:pPr>
       <w:r>
         <w:t>5. Cancellation of automatic renewal</w:t>
+      </w:r>
+    </w:p>
+    <w:p>
+      <w:pPr/>
+      <w:r>
+        <w:t>Current launch — no automatic renewal. At the current launch, Paid Subscriptions do not renew automatically and no recurring charge authorization is taken: paid access ends at the paid-through date unless you make a new affirmative purchase, and there is no renewal charge to cancel. Sections 5 and 6 apply only if and when checkout expressly states that a Paid Subscription renews automatically.</w:t>
       </w:r>
     </w:p>
     <w:p>
